--- a/reports/창원국가산단_산업고용전환진단_분석보고서_교수피드백반영본.docx
+++ b/reports/창원국가산단_산업고용전환진단_분석보고서_교수피드백반영본.docx
@@ -5750,6 +5750,22 @@
           <w:color w:val="000000"/>
           <w:sz w:val="20"/>
         </w:rPr>
+        <w:t>보강 분석으로 두 가지를 더 확인했다. 첫째, 주평가 양성은 고용 수준 감소와 전년동기 대비 이동 악화를 함께 요구한다. 우선점검 13건은 2분기 뒤 고용 수준이 84.6% 더 줄었지만(관찰 53.6%) 증감률 악화는 46.2%에 그쳤다. 현재 증감률과 이후 증감률 변화의 순위상관은 −0.45로, 감소가 이어져도 전년동기 증감률이 평균 쪽으로 되돌아오는 경향이 균형정확도 0.5 미만의 주요 원인이다. 둘째, Triage 목적에 맞춘 보강 기준(2분기 뒤에도 고용 감소율 5% 이상 유지)으로 보면 Triage 경보 48건의 정밀도는 50.0%로 단순 규칙(현재 고용 감소 전체, 84건) 39.3%보다 높고 오경보율은 20.3%로 단순 규칙 43.2%의 절반 수준이다(판정 분기 묶음 부트스트랩 95% 구간: 정밀도 차 +2.0~+20.8%p, 오경보율 차 −29.4~−16.9%p). 재현율은 57.1%로 단순 규칙 78.6%보다 낮아, Triage의 부가가치는 적은 점검 건수로 오경보를 줄이는 데 있다. 이 보강 기준은 사전등록 주평가를 대체하지 않는 사후 분석이다.</w:t>
+      </w:r>
+    </w:p>
+    <w:p>
+      <w:pPr>
+        <w:spacing w:after="140" w:line="300" w:lineRule="auto"/>
+        <w:rPr>
+          <w:sz w:val="20"/>
+          <w:szCs w:val="20"/>
+        </w:rPr>
+      </w:pPr>
+      <w:r>
+        <w:rPr>
+          <w:color w:val="000000"/>
+          <w:sz w:val="20"/>
+        </w:rPr>
         <w:t>동시점 타당성은 두 방식으로 대조했다. 첫째, 창원상공회의소 「창원지역 경제동향」의 창원국가산단 업종별 현황표와 같은 분기 판정 패널을 비교한 결과, 업종별로 공표되는 6개 업종 54개 관측치에서 고용 전년동기 방향은 51건, 우선점검 9건에서는 9건 모두 일치했다. 기계가 우선점검이던 2023년 1~4분기에 창원상의도 기계 고용을 −14.4%·−14.1%·−14.4%·−6.8%로 보고했고, 판정이 관찰로 바뀐 2024년 1분기에는 −0.3%였다. 다만 기계 2023년 1·3분기 생산은 창원상의 표(KICOX 속보치)에서 +16.0%·+15.4%, 판정 패널(연간보정본)에서 −3.6%·−2.0%로 방향이 달라, 해당 분기의 생산감소 보강은 연간보정 자료에 근거한다. 둘째, 기업경기실사지수·수출·노동이동 자료에서 불리한 신호가 동시에 나타난 우선점검 사례를 표 8에 제시했다. 창원상의 2025년 1분기 자료는 목재종이를 ‘기타’에 합쳐 제시해 2025년 목재종이 급증 원인은 독립적으로 확인할 수 없었다.</w:t>
       </w:r>
     </w:p>
@@ -6120,6 +6136,22 @@
     </w:p>
     <w:p>
       <w:pPr>
+        <w:spacing w:after="140" w:line="300" w:lineRule="auto"/>
+        <w:rPr>
+          <w:sz w:val="20"/>
+          <w:szCs w:val="20"/>
+        </w:rPr>
+      </w:pPr>
+      <w:r>
+        <w:rPr>
+          <w:color w:val="000000"/>
+          <w:sz w:val="20"/>
+        </w:rPr>
+        <w:t>언론·기관 발표 10건도 같은 시기 판정과 대조했다. 기계가 우선점검이던 2022년은 창원국가산단 고용이 2017년 이후 매년 줄었다는 보도(경남신문, 2024.3.25)와, 2026년 2분기는 창원상의 경기전망지수(기계·장비 2026년 1분기 96.4, 3분기 84.6)와 산단 가동률 하락(2024년 85.3% → 2026년 1분기 80.3%) 보도와 방향이 같았다. 반면 창원상의 고용보험 분석(2026년 상반기)은 창원시 전역 ‘기타 기계 및 장비’ 고용을 +2.6%로 보고해 산단 기계(−6.34%)와 달랐고, 2026년 7월 고용둔화 지원 대상이 된 창원 전기장비 제조업은 Triage에서 2025년 추가확인, 2026년 관찰이었다. 두 불일치는 모집단(창원시 전역 대 산단)과 업종 정의 차이에서 비롯될 수 있으나 산단 밖·중소 사업장 신호를 놓칠 수 있음을 보여 주므로, 현장 확인 때 고용보험 신호를 함께 본다. 대조표는 press_concurrent_cases.csv에 출처와 함께 저장했다.</w:t>
+      </w:r>
+    </w:p>
+    <w:p>
+      <w:pPr>
         <w:pStyle w:val="31"/>
         <w:spacing w:before="200" w:after="100"/>
       </w:pPr>
@@ -8301,7 +8333,7 @@
           <w:color w:val="000000"/>
           <w:sz w:val="20"/>
         </w:rPr>
-        <w:t>시점분리 사후 점검의 균형정확도(Triage 0.47, ELECTRE 0.44)는 이 규칙을 미래 추가 위축의 예측모형으로 쓸 수 없음을 보여 준다. 신호 이후 고용 경로와 동시점 대조는 표본이 작고 선별효과가 있어 인과나 예측력으로 해석하지 않는다.</w:t>
+        <w:t>시점분리 사후 점검의 균형정확도(Triage 0.47, ELECTRE 0.44)는 이 규칙을 미래 추가 위축의 예측모형으로 쓸 수 없음을 보여 준다. 신호 이후 고용 경로와 동시점 대조는 표본이 작고 선별효과가 있어 인과나 예측력으로 해석하지 않는다. 목적 맞춤 보강 기준은 결과를 확인한 뒤 정한 사후 기준이며, 언론·고용보험 대조에서는 창원시 전역 기계 고용 증가와 전기장비 고용둔화 지정처럼 판정과 다른 신호도 확인됐다.</w:t>
       </w:r>
     </w:p>
     <w:p/>

--- a/reports/창원국가산단_산업고용전환진단_분석보고서_교수피드백반영본.docx
+++ b/reports/창원국가산단_산업고용전환진단_분석보고서_교수피드백반영본.docx
@@ -822,8 +822,6 @@
       <w:pPr>
         <w:spacing w:after="200"/>
         <w:jc w:val="center"/>
-      </w:pPr>
-      <w:r>
         <w:rPr>
           <w:i/>
           <w:iCs/>
@@ -831,7 +829,16 @@
           <w:sz w:val="16"/>
           <w:szCs w:val="16"/>
         </w:rPr>
-        <w:t>표 1. 창원의 기존 산업·고용 관련 대응체계</w:t>
+      </w:pPr>
+      <w:r>
+        <w:rPr>
+          <w:i/>
+          <w:iCs/>
+          <w:color w:val="666666"/>
+          <w:sz w:val="16"/>
+          <w:szCs w:val="16"/>
+        </w:rPr>
+        <w:t xml:space="preserve">표 1. 창원의 기존 산업·고용 관련 대응체계</w:t>
       </w:r>
     </w:p>
     <w:p>
@@ -1968,8 +1975,6 @@
       <w:pPr>
         <w:spacing w:after="200"/>
         <w:jc w:val="center"/>
-      </w:pPr>
-      <w:r>
         <w:rPr>
           <w:i/>
           <w:iCs/>
@@ -1977,7 +1982,16 @@
           <w:sz w:val="16"/>
           <w:szCs w:val="16"/>
         </w:rPr>
-        <w:t>표 2. 분석에 사용한 데이터 목록과 역할 구분</w:t>
+      </w:pPr>
+      <w:r>
+        <w:rPr>
+          <w:i/>
+          <w:iCs/>
+          <w:color w:val="666666"/>
+          <w:sz w:val="16"/>
+          <w:szCs w:val="16"/>
+        </w:rPr>
+        <w:t xml:space="preserve">표 2. 분석에 사용한 데이터 목록과 역할 구분</w:t>
       </w:r>
     </w:p>
     <w:p>
@@ -2665,8 +2679,6 @@
       <w:pPr>
         <w:spacing w:after="200"/>
         <w:jc w:val="center"/>
-      </w:pPr>
-      <w:r>
         <w:rPr>
           <w:i/>
           <w:iCs/>
@@ -2674,7 +2686,16 @@
           <w:sz w:val="16"/>
           <w:szCs w:val="16"/>
         </w:rPr>
-        <w:t>표 3. Q1 생산·고용 국면 분류 기준</w:t>
+      </w:pPr>
+      <w:r>
+        <w:rPr>
+          <w:i/>
+          <w:iCs/>
+          <w:color w:val="666666"/>
+          <w:sz w:val="16"/>
+          <w:szCs w:val="16"/>
+        </w:rPr>
+        <w:t xml:space="preserve">표 3. Q1 생산·고용 국면 분류 기준</w:t>
       </w:r>
     </w:p>
     <w:p>
@@ -2740,26 +2761,43 @@
     </w:p>
     <w:p>
       <w:pPr>
+        <w:spacing w:after="200"/>
         <w:jc w:val="center"/>
-      </w:pPr>
-      <w:r>
-        <w:rPr>
-          <w:b/>
-          <w:sz w:val="18"/>
-        </w:rPr>
-        <w:t>그림 1. 2026년 2분기 업종별 생산·고용 국면</w:t>
-      </w:r>
-    </w:p>
-    <w:p>
-      <w:pPr>
-        <w:spacing w:after="140"/>
-      </w:pPr>
-      <w:r>
-        <w:rPr>
-          <w:color w:val="000000"/>
-          <w:sz w:val="20"/>
-        </w:rPr>
-        <w:t>기계와 목재종이는 생산과 고용이 함께 감소한 S4에 위치한다. 다른 고용감소 업종은 생산 방향이 달라 Q1 확인질문도 구분된다.</w:t>
+        <w:rPr>
+          <w:i/>
+          <w:iCs/>
+          <w:color w:val="666666"/>
+          <w:sz w:val="16"/>
+          <w:szCs w:val="16"/>
+        </w:rPr>
+      </w:pPr>
+      <w:r>
+        <w:rPr>
+          <w:i/>
+          <w:iCs/>
+          <w:color w:val="666666"/>
+          <w:sz w:val="16"/>
+          <w:szCs w:val="16"/>
+        </w:rPr>
+        <w:t xml:space="preserve">그림 1. 2026년 2분기 업종별 생산·고용 국면</w:t>
+      </w:r>
+    </w:p>
+    <w:p>
+      <w:pPr>
+        <w:spacing w:after="200"/>
+        <w:rPr>
+          <w:color w:val="666666"/>
+          <w:sz w:val="16"/>
+          <w:szCs w:val="16"/>
+        </w:rPr>
+      </w:pPr>
+      <w:r>
+        <w:rPr>
+          <w:color w:val="666666"/>
+          <w:sz w:val="16"/>
+          <w:szCs w:val="16"/>
+        </w:rPr>
+        <w:t xml:space="preserve">주: 기계와 목재종이는 생산과 고용이 함께 감소한 S4에 위치한다. 다른 고용감소 업종은 생산 방향이 달라 Q1 확인질문도 구분된다.</w:t>
       </w:r>
     </w:p>
     <w:p>
@@ -3773,38 +3811,25 @@
           <w:sz w:val="16"/>
           <w:szCs w:val="16"/>
         </w:rPr>
-        <w:t>표 4. 국면 판정 중립구간 민감도 분석 (전체 관측치 180건 기준)</w:t>
-      </w:r>
-      <w:r>
-        <w:rPr>
-          <w:rFonts w:hint="eastAsia"/>
-          <w:i/>
-          <w:iCs/>
+        <w:t xml:space="preserve">표 4. 국면 판정 중립구간 민감도 분석 (전체 관측치 180건 기준)</w:t>
+      </w:r>
+    </w:p>
+    <w:p>
+      <w:pPr>
+        <w:spacing w:after="200"/>
+        <w:rPr>
           <w:color w:val="666666"/>
           <w:sz w:val="16"/>
           <w:szCs w:val="16"/>
         </w:rPr>
-        <w:t xml:space="preserve"> </w:t>
-      </w:r>
-      <w:r>
-        <w:rPr>
-          <w:i/>
-          <w:iCs/>
+      </w:pPr>
+      <w:r>
+        <w:rPr>
           <w:color w:val="666666"/>
           <w:sz w:val="16"/>
           <w:szCs w:val="16"/>
         </w:rPr>
-        <w:br/>
-      </w:r>
-      <w:r>
-        <w:rPr>
-          <w:i/>
-          <w:iCs/>
-          <w:color w:val="666666"/>
-          <w:sz w:val="16"/>
-          <w:szCs w:val="16"/>
-        </w:rPr>
-        <w:t>주: INVALID는 생산 또는 고용의 전년동기 비교가 불가능한 관측치이다. 중립구간을 변경해도 INVALID 20건은 동일하며, 유효 전환쌍은 인접 분기의 국면을 모두 판정할 수 있는 경우만 집계하였다.</w:t>
+        <w:t xml:space="preserve">주: INVALID는 생산 또는 고용의 전년동기 비교가 불가능한 관측치이다. 중립구간을 변경해도 INVALID 20건은 동일하며, 유효 전환쌍은 인접 분기의 국면을 모두 판정할 수 있는 경우만 집계하였다.</w:t>
       </w:r>
     </w:p>
     <w:p>
@@ -3877,26 +3902,43 @@
     </w:p>
     <w:p>
       <w:pPr>
+        <w:spacing w:after="200"/>
         <w:jc w:val="center"/>
-      </w:pPr>
-      <w:r>
-        <w:rPr>
-          <w:b/>
-          <w:sz w:val="18"/>
-        </w:rPr>
-        <w:t>그림 2. 2026년 2분기 업종별 고용 증감과 고용 비중</w:t>
-      </w:r>
-    </w:p>
-    <w:p>
-      <w:pPr>
-        <w:spacing w:after="140"/>
-      </w:pPr>
-      <w:r>
-        <w:rPr>
-          <w:color w:val="000000"/>
-          <w:sz w:val="20"/>
-        </w:rPr>
-        <w:t>순감소는 기계에 집중돼 있지만, 최신 QoQ 변화와 함께 읽어 고점 이후 조정과 최근 감소를 구분한다.</w:t>
+        <w:rPr>
+          <w:i/>
+          <w:iCs/>
+          <w:color w:val="666666"/>
+          <w:sz w:val="16"/>
+          <w:szCs w:val="16"/>
+        </w:rPr>
+      </w:pPr>
+      <w:r>
+        <w:rPr>
+          <w:i/>
+          <w:iCs/>
+          <w:color w:val="666666"/>
+          <w:sz w:val="16"/>
+          <w:szCs w:val="16"/>
+        </w:rPr>
+        <w:t xml:space="preserve">그림 2. 2026년 2분기 업종별 고용 증감과 고용 비중</w:t>
+      </w:r>
+    </w:p>
+    <w:p>
+      <w:pPr>
+        <w:spacing w:after="200"/>
+        <w:rPr>
+          <w:color w:val="666666"/>
+          <w:sz w:val="16"/>
+          <w:szCs w:val="16"/>
+        </w:rPr>
+      </w:pPr>
+      <w:r>
+        <w:rPr>
+          <w:color w:val="666666"/>
+          <w:sz w:val="16"/>
+          <w:szCs w:val="16"/>
+        </w:rPr>
+        <w:t xml:space="preserve">주: 순감소는 기계에 집중돼 있지만, 최신 QoQ 변화와 함께 읽어 고점 이후 조정과 최근 감소를 구분한다.</w:t>
       </w:r>
     </w:p>
     <w:p>
@@ -3940,26 +3982,43 @@
     </w:p>
     <w:p>
       <w:pPr>
+        <w:spacing w:after="200"/>
         <w:jc w:val="center"/>
-      </w:pPr>
-      <w:r>
-        <w:rPr>
-          <w:b/>
-          <w:sz w:val="18"/>
-        </w:rPr>
-        <w:t>그림 3. 업종 규모 비례기준선과 실제 고용 증감 비교</w:t>
-      </w:r>
-    </w:p>
-    <w:p>
-      <w:pPr>
-        <w:spacing w:after="140"/>
-      </w:pPr>
-      <w:r>
-        <w:rPr>
-          <w:color w:val="000000"/>
-          <w:sz w:val="20"/>
-        </w:rPr>
-        <w:t>기계의 감소는 모든 업종이 같은 비율로 줄었다는 기준선보다 크다. 이 차이가 기계를 먼저 확인할 근거가 되며, 원인은 현장 확인에서 판단한다.</w:t>
+        <w:rPr>
+          <w:i/>
+          <w:iCs/>
+          <w:color w:val="666666"/>
+          <w:sz w:val="16"/>
+          <w:szCs w:val="16"/>
+        </w:rPr>
+      </w:pPr>
+      <w:r>
+        <w:rPr>
+          <w:i/>
+          <w:iCs/>
+          <w:color w:val="666666"/>
+          <w:sz w:val="16"/>
+          <w:szCs w:val="16"/>
+        </w:rPr>
+        <w:t xml:space="preserve">그림 3. 업종 규모 비례기준선과 실제 고용 증감 비교</w:t>
+      </w:r>
+    </w:p>
+    <w:p>
+      <w:pPr>
+        <w:spacing w:after="200"/>
+        <w:rPr>
+          <w:color w:val="666666"/>
+          <w:sz w:val="16"/>
+          <w:szCs w:val="16"/>
+        </w:rPr>
+      </w:pPr>
+      <w:r>
+        <w:rPr>
+          <w:color w:val="666666"/>
+          <w:sz w:val="16"/>
+          <w:szCs w:val="16"/>
+        </w:rPr>
+        <w:t xml:space="preserve">주: 기계의 감소는 모든 업종이 같은 비율로 줄었다는 기준선보다 크다. 이 차이가 기계를 먼저 확인할 근거가 되며, 원인은 현장 확인에서 판단한다.</w:t>
       </w:r>
     </w:p>
     <w:p>
@@ -4706,8 +4765,6 @@
       <w:pPr>
         <w:spacing w:after="200"/>
         <w:jc w:val="center"/>
-      </w:pPr>
-      <w:r>
         <w:rPr>
           <w:i/>
           <w:iCs/>
@@ -4715,7 +4772,16 @@
           <w:sz w:val="16"/>
           <w:szCs w:val="16"/>
         </w:rPr>
-        <w:t>표 5. Triage 판정에 사용하는 신호와 경계값</w:t>
+      </w:pPr>
+      <w:r>
+        <w:rPr>
+          <w:i/>
+          <w:iCs/>
+          <w:color w:val="666666"/>
+          <w:sz w:val="16"/>
+          <w:szCs w:val="16"/>
+        </w:rPr>
+        <w:t xml:space="preserve">표 5. Triage 판정에 사용하는 신호와 경계값</w:t>
       </w:r>
     </w:p>
     <w:p>
@@ -5048,8 +5114,6 @@
       <w:pPr>
         <w:spacing w:after="200"/>
         <w:jc w:val="center"/>
-      </w:pPr>
-      <w:r>
         <w:rPr>
           <w:i/>
           <w:iCs/>
@@ -5057,7 +5121,16 @@
           <w:sz w:val="16"/>
           <w:szCs w:val="16"/>
         </w:rPr>
-        <w:t>표 6. Triage 3단계 판정 기준 및 후속조치</w:t>
+      </w:pPr>
+      <w:r>
+        <w:rPr>
+          <w:i/>
+          <w:iCs/>
+          <w:color w:val="666666"/>
+          <w:sz w:val="16"/>
+          <w:szCs w:val="16"/>
+        </w:rPr>
+        <w:t xml:space="preserve">표 6. Triage 3단계 판정 기준 및 후속조치</w:t>
       </w:r>
     </w:p>
     <w:p>
@@ -5118,26 +5191,43 @@
     </w:p>
     <w:p>
       <w:pPr>
+        <w:spacing w:after="200"/>
         <w:jc w:val="center"/>
-      </w:pPr>
-      <w:r>
-        <w:rPr>
-          <w:b/>
-          <w:sz w:val="18"/>
-        </w:rPr>
-        <w:t>그림 4. 업종×분기 Triage 단계 격자</w:t>
-      </w:r>
-    </w:p>
-    <w:p>
-      <w:pPr>
-        <w:spacing w:after="140"/>
-      </w:pPr>
-      <w:r>
-        <w:rPr>
-          <w:color w:val="000000"/>
-          <w:sz w:val="20"/>
-        </w:rPr>
-        <w:t>Python 코드(src/review/professor_feedback.py)가 정본 단계표에서 생성했다. 2022년 1분기~2026년 1분기 칸은 후향 재구성 결과다.</w:t>
+        <w:rPr>
+          <w:i/>
+          <w:iCs/>
+          <w:color w:val="666666"/>
+          <w:sz w:val="16"/>
+          <w:szCs w:val="16"/>
+        </w:rPr>
+      </w:pPr>
+      <w:r>
+        <w:rPr>
+          <w:i/>
+          <w:iCs/>
+          <w:color w:val="666666"/>
+          <w:sz w:val="16"/>
+          <w:szCs w:val="16"/>
+        </w:rPr>
+        <w:t xml:space="preserve">그림 4. 업종×분기 Triage 단계 격자</w:t>
+      </w:r>
+    </w:p>
+    <w:p>
+      <w:pPr>
+        <w:spacing w:after="200"/>
+        <w:rPr>
+          <w:color w:val="666666"/>
+          <w:sz w:val="16"/>
+          <w:szCs w:val="16"/>
+        </w:rPr>
+      </w:pPr>
+      <w:r>
+        <w:rPr>
+          <w:color w:val="666666"/>
+          <w:sz w:val="16"/>
+          <w:szCs w:val="16"/>
+        </w:rPr>
+        <w:t>주: Triage 판정표(180개 관측치)로 작성했다. 2022년 1분기~2026년 1분기 칸은 후향 재구성 결과다.</w:t>
       </w:r>
     </w:p>
     <w:p>
@@ -5229,26 +5319,52 @@
     </w:p>
     <w:p>
       <w:pPr>
+        <w:spacing w:after="200"/>
         <w:jc w:val="center"/>
-      </w:pPr>
-      <w:r>
-        <w:rPr>
-          <w:b/>
-          <w:sz w:val="18"/>
-        </w:rPr>
-        <w:t>그림 5. Triage 운영경계 민감도</w:t>
-      </w:r>
-    </w:p>
-    <w:p>
-      <w:pPr>
-        <w:spacing w:after="140"/>
-      </w:pPr>
+        <w:rPr>
+          <w:i/>
+          <w:iCs/>
+          <w:color w:val="666666"/>
+          <w:sz w:val="16"/>
+          <w:szCs w:val="16"/>
+        </w:rPr>
+      </w:pPr>
+      <w:r>
+        <w:rPr>
+          <w:i/>
+          <w:iCs/>
+          <w:color w:val="666666"/>
+          <w:sz w:val="16"/>
+          <w:szCs w:val="16"/>
+        </w:rPr>
+        <w:t xml:space="preserve">그림 5. Triage 운영경계 민감도</w:t>
+      </w:r>
+    </w:p>
+    <w:p>
+      <w:pPr>
+        <w:spacing w:after="200"/>
+        <w:rPr>
+          <w:color w:val="666666"/>
+          <w:sz w:val="16"/>
+          <w:szCs w:val="16"/>
+        </w:rPr>
+      </w:pPr>
+      <w:r>
+        <w:rPr>
+          <w:color w:val="666666"/>
+          <w:sz w:val="16"/>
+          <w:szCs w:val="16"/>
+        </w:rPr>
+        <w:t xml:space="preserve">주: 운영경계 변경에 따라 단계 건수가 달라지므로, 판정표에는 경계여유와 민감도 정보를 함께 제공한다.</w:t>
+      </w:r>
+    </w:p>
+    <w:p>
       <w:r>
         <w:rPr>
           <w:color w:val="000000"/>
           <w:sz w:val="20"/>
         </w:rPr>
-        <w:t>운영경계 변경에 따라 단계 건수가 달라지므로, 판정표에는 경계여유와 민감도 정보를 함께 제공한다.</w:t>
+        <w:t>자료 품질 점검에는 전분기 대비 고용 또는 생산 변화가 유효 분포의 95백분위 이상인데 가동업체 수 변화는 중앙값 이하인 행을 자동 표시하는 규칙을 추가했다(분류단절 전후 제외, 180행 중 15행 표시). 목재종이 2024년 4분기→2025년 1분기는 고용 214→479명, 명목 생산 62.71→183.70억 원, 가동업체 44→45개로 표시됐다. 공공데이터포털의 분기별 원본에서도 같은 수치가 확인돼 분석 처리 오류는 배제했고, KICOX의 2025년 1분기 공표와 2022년 10월~2025년 1분기 연간보정본을 대조했으나 공개 업종 집계표에는 기업 편입·업종 재분류·집계기준 변경을 식별할 주석이 없어 급증 원인은 미확인으로 남겼다. 전년동기 변화에서 이 한 분기의 급증을 분리하면 2025년 네 분기의 나머지 변화는 고용 −2.4~−11.0%, 생산 −12.7~−25.8%로 모두 감소 방향이다. 따라서 2025년 S1(동반확대) 관찰은 실제 개선보다 급증에 따른 기저효과로 보는 것이 타당하다. 같은 방식으로 2022년 4분기 생산 하락(137.54→69.14억 원)을 분리하면 2023년 1~3분기 생산 변화는 −1.8~+4.0%에 그쳐, 이 구간의 약 −50% 생산감소 신호는 한 번의 수준 하락이 전년동기 비교에 이어진 결과다. 2026년 판정은 급증 이후 수준끼리 비교한 값이며, 가동업체 44개·428명 규모에서 48명 감소가 한두 기업에 집중됐는지는 현장에서 확인한다.</w:t>
       </w:r>
     </w:p>
     <w:p>
@@ -5257,16 +5373,7 @@
           <w:color w:val="000000"/>
           <w:sz w:val="20"/>
         </w:rPr>
-        <w:t>자료 품질 점검에는 전분기 대비 고용 또는 생산 변화가 유효 분포의 95백분위 이상인데 가동업체 수 변화는 중앙값 이하인 행을 자동 표시하는 규칙을 추가했다(분류단절 전후 제외, 180행 중 15행 표시). 목재종이 2024년 4분기→2025년 1분기는 고용 214→479명, 명목 생산 62.71→183.70억 원, 가동업체 44→45개로 표시됐다. 공공데이터포털의 분기별 원본에서도 같은 수치가 확인돼 분석 처리 오류는 배제했고, KICOX의 2025년 1분기 공표와 2022년 10월~2025년 1분기 연간보정본을 대조했으나 공개 업종 집계표에는 기업 편입·업종 재분류·집계기준 변경을 식별할 주석이 없어 급증 원인은 미확인으로 남겼다. 전년동기 변화에서 이 한 분기의 급증을 분리하면 2025년 네 분기의 나머지 변화는 고용 −2.4~−11.0%, 생산 −12.7~−25.8%로 모두 감소 방향이다. 따라서 2025년 S1(동반확대) 관찰은 실제 개선보다 급증에 따른 기저효과로 보는 것이 타당하다. 같은 방식으로 2022년 4분기 생산 하락(137.54→69.14억 원)을 분리하면 2023년 1~3분기 생산 변화는 −1.8~+4.0%에 그쳐, 이 구간의 약 −50% 생산감소 신호는 한 번의 수준 하락이 전년동기 비교에 이어진 결과다. 2026년 판정은 급증 이후 수준끼리 비교한 값이며, 가동업체 44개·428명 규모에서 48명 감소가 한두 기업에 집중됐는지는 현장에서 확인한다.</w:t>
-      </w:r>
-    </w:p>
-    <w:p>
-      <w:r>
-        <w:rPr>
-          <w:color w:val="000000"/>
-          <w:sz w:val="20"/>
-        </w:rPr>
-        <w:t>자료 확인 위치: KICOX 국가산업단지 산업동향 게시판(https://www.kicox.or.kr/boardList/1111)의 296번 '2025.1분기' 공표와 298번 '연간보정 2022.10월~2025.1분기' 공표; 공공데이터포털 업종별 고용(https://www.data.go.kr/data/15085897/fileData.do), 생산(https://www.data.go.kr/data/15085898/fileData.do), 가동업체(https://www.data.go.kr/data/15085896/fileData.do). 분석 대조표는 wood_paper_source_audit.csv, 급변 자동표시는 qa_level_shift_cases.csv에 저장했다.</w:t>
+        <w:t>자료 확인 위치: KICOX 국가산업단지 산업동향 게시판(https://www.kicox.or.kr/boardList/1111)의 296번 '2025.1분기' 공표와 298번 '연간보정 2022.10월~2025.1분기' 공표; 공공데이터포털 업종별 고용(https://www.data.go.kr/data/15085897/fileData.do), 생산(https://www.data.go.kr/data/15085898/fileData.do), 가동업체(https://www.data.go.kr/data/15085896/fileData.do).</w:t>
       </w:r>
     </w:p>
     <w:p>
@@ -5340,7 +5447,7 @@
           <w:color w:val="000000"/>
           <w:sz w:val="20"/>
         </w:rPr>
-        <w:t>핵심 패널과 진단 결과를 다시 산출해 저장 결과와 대조하였다. Triage의 추가확인 35건과 선택적 재검토 대상 35건은 일치했고, 보조모형이 Triage 단계를 바꾼 사례는 없었다. 세부 재현성 검증 결과는 교수 검토용 노트북 부록에 제시하였다.</w:t>
+        <w:t>핵심 패널과 진단 결과를 다시 산출해 저장 결과와 대조하였다. Triage의 추가확인 35건과 선택적 재검토 대상 35건은 일치했고, 보조모형이 Triage 단계를 바꾼 사례는 없었다. 세부 재현성 검증 결과는 분석 노트북 부록에 제시하였다.</w:t>
       </w:r>
     </w:p>
     <w:p>
@@ -5709,8 +5816,6 @@
       <w:pPr>
         <w:spacing w:after="200"/>
         <w:jc w:val="center"/>
-      </w:pPr>
-      <w:r>
         <w:rPr>
           <w:i/>
           <w:iCs/>
@@ -5718,13 +5823,6 @@
           <w:sz w:val="16"/>
           <w:szCs w:val="16"/>
         </w:rPr>
-        <w:t>표 7. Triage 신호 단계별 후속 고용 경로</w:t>
-      </w:r>
-    </w:p>
-    <w:p>
-      <w:pPr>
-        <w:spacing w:after="200"/>
-        <w:jc w:val="center"/>
       </w:pPr>
       <w:r>
         <w:rPr>
@@ -5734,7 +5832,25 @@
           <w:sz w:val="16"/>
           <w:szCs w:val="16"/>
         </w:rPr>
-        <w:t>주: 회복은 판정 시점보다 미래 고용이 증가한 경우, 2Q 추가수축은 2분기 뒤 고용이 줄고 전년동기 대비 경로도 악화된 경우다. 후속 결과를 관측할 수 있는 판정 시점만 집계했다.</w:t>
+        <w:t xml:space="preserve">표 7. Triage 신호 단계별 후속 고용 경로</w:t>
+      </w:r>
+    </w:p>
+    <w:p>
+      <w:pPr>
+        <w:spacing w:after="200"/>
+        <w:rPr>
+          <w:color w:val="666666"/>
+          <w:sz w:val="16"/>
+          <w:szCs w:val="16"/>
+        </w:rPr>
+      </w:pPr>
+      <w:r>
+        <w:rPr>
+          <w:color w:val="666666"/>
+          <w:sz w:val="16"/>
+          <w:szCs w:val="16"/>
+        </w:rPr>
+        <w:t xml:space="preserve">주: 회복은 판정 시점보다 미래 고용이 증가한 경우, 2Q 추가수축은 2분기 뒤 고용이 줄고 전년동기 대비 경로도 악화된 경우다. 후속 결과를 관측할 수 있는 판정 시점만 집계했다.</w:t>
       </w:r>
     </w:p>
     <w:p>
@@ -5750,7 +5866,7 @@
           <w:color w:val="000000"/>
           <w:sz w:val="20"/>
         </w:rPr>
-        <w:t>보강 분석으로 두 가지를 더 확인했다. 첫째, 주평가 양성은 고용 수준 감소와 전년동기 대비 이동 악화를 함께 요구한다. 우선점검 13건은 2분기 뒤 고용 수준이 84.6% 더 줄었지만(관찰 53.6%) 증감률 악화는 46.2%에 그쳤다. 현재 증감률과 이후 증감률 변화의 순위상관은 −0.45로, 감소가 이어져도 전년동기 증감률이 평균 쪽으로 되돌아오는 경향이 균형정확도 0.5 미만의 주요 원인이다. 둘째, Triage 목적에 맞춘 보강 기준(2분기 뒤에도 고용 감소율 5% 이상 유지)으로 보면 Triage 경보 48건의 정밀도는 50.0%로 단순 규칙(현재 고용 감소 전체, 84건) 39.3%보다 높고 오경보율은 20.3%로 단순 규칙 43.2%의 절반 수준이다(판정 분기 묶음 부트스트랩 95% 구간: 정밀도 차 +2.0~+20.8%p, 오경보율 차 −29.4~−16.9%p). 재현율은 57.1%로 단순 규칙 78.6%보다 낮아, Triage의 부가가치는 적은 점검 건수로 오경보를 줄이는 데 있다. 이 보강 기준은 사전등록 주평가를 대체하지 않는 사후 분석이다.</w:t>
+        <w:t>보강 분석으로 평균회귀 가설을 더 나눠 확인했다. 주평가 양성은 고용 수준 감소와 전년동기 대비 이동 악화를 함께 요구한다. 우선점검 13건은 2분기 뒤 고용 수준이 84.6% 더 줄었지만(관찰 53.6%) 증감률 악화는 46.2%에 그쳤고, 현재 증감률과 이후 증감률 변화의 순위상관은 −0.45였다. 고용 인원이 회복되는 평균회귀가 아니라, 감소는 이어져도 전년동기 증감률이 평균 쪽으로 되돌아오는 평균회귀가 균형정확도 0.5 미만의 주요 원인이다. 이는 Triage가 추가 위축을 예측하는 모형이 아니라 현재 감소가 큰 업종을 먼저 확인하도록 설계된 규칙이라는 해석과 맞는다.</w:t>
       </w:r>
     </w:p>
     <w:p>
@@ -6106,8 +6222,6 @@
       <w:pPr>
         <w:spacing w:after="200"/>
         <w:jc w:val="center"/>
-      </w:pPr>
-      <w:r>
         <w:rPr>
           <w:i/>
           <w:iCs/>
@@ -6115,13 +6229,6 @@
           <w:sz w:val="16"/>
           <w:szCs w:val="16"/>
         </w:rPr>
-        <w:t>표 8. 우선점검 시점의 동시기 외부 맥락 사례</w:t>
-      </w:r>
-    </w:p>
-    <w:p>
-      <w:pPr>
-        <w:spacing w:after="200"/>
-        <w:jc w:val="center"/>
       </w:pPr>
       <w:r>
         <w:rPr>
@@ -6131,7 +6238,25 @@
           <w:sz w:val="16"/>
           <w:szCs w:val="16"/>
         </w:rPr>
-        <w:t>주: 세 사례는 모두 기계 업종의 과거 분기다. 독립적인 BSI·수출·노동이동 자료를 동시기 맥락으로 대조했으며, Triage 입력이나 단계 재계산에는 사용하지 않았다. 업종 전반에 대한 검증으로 일반화하지 않는다.</w:t>
+        <w:t xml:space="preserve">표 8. 우선점검 시점의 동시기 외부 맥락 사례</w:t>
+      </w:r>
+    </w:p>
+    <w:p>
+      <w:pPr>
+        <w:spacing w:after="200"/>
+        <w:rPr>
+          <w:color w:val="666666"/>
+          <w:sz w:val="16"/>
+          <w:szCs w:val="16"/>
+        </w:rPr>
+      </w:pPr>
+      <w:r>
+        <w:rPr>
+          <w:color w:val="666666"/>
+          <w:sz w:val="16"/>
+          <w:szCs w:val="16"/>
+        </w:rPr>
+        <w:t xml:space="preserve">주: 세 사례는 모두 기계 업종의 과거 분기다. 독립적인 BSI·수출·노동이동 자료를 동시기 맥락으로 대조했으며, Triage 입력이나 단계 재계산에는 사용하지 않았다. 업종 전반에 대한 검증으로 일반화하지 않는다.</w:t>
       </w:r>
     </w:p>
     <w:p>
@@ -6147,7 +6272,7 @@
           <w:color w:val="000000"/>
           <w:sz w:val="20"/>
         </w:rPr>
-        <w:t>언론·기관 발표 10건도 같은 시기 판정과 대조했다. 기계가 우선점검이던 2022년은 창원국가산단 고용이 2017년 이후 매년 줄었다는 보도(경남신문, 2024.3.25)와, 2026년 2분기는 창원상의 경기전망지수(기계·장비 2026년 1분기 96.4, 3분기 84.6)와 산단 가동률 하락(2024년 85.3% → 2026년 1분기 80.3%) 보도와 방향이 같았다. 반면 창원상의 고용보험 분석(2026년 상반기)은 창원시 전역 ‘기타 기계 및 장비’ 고용을 +2.6%로 보고해 산단 기계(−6.34%)와 달랐고, 2026년 7월 고용둔화 지원 대상이 된 창원 전기장비 제조업은 Triage에서 2025년 추가확인, 2026년 관찰이었다. 두 불일치는 모집단(창원시 전역 대 산단)과 업종 정의 차이에서 비롯될 수 있으나 산단 밖·중소 사업장 신호를 놓칠 수 있음을 보여 주므로, 현장 확인 때 고용보험 신호를 함께 본다. 대조표는 press_concurrent_cases.csv에 출처와 함께 저장했다.</w:t>
+        <w:t>언론·기관 발표 12건도 같은 시기 판정과 대조했다. 기계가 우선점검이던 2022년은 창원국가산단 고용이 2017년 이후 매년 줄었다는 보도(경남신문, 2024.3.25)와 방향이 같았다. 2026년 2분기는 창원상의 경기전망지수(기계·장비 2026년 1분기 96.4, 3분기 84.6), 산단 가동률 하락(2024년 85.3% → 2026년 1분기 80.3%), 산단 내 현대위아 공작기계 사업부 매각 완료(2025.6)와 고용위기 우려 보도가 2025년 2분기 고점 이후의 조정 시기와 맞았다. 반면 창원상의 고용보험 분석(2026년 상반기)은 창원시 전역 ‘기타 기계 및 장비’ 고용을 +2.6%로 보고해 산단 기계(−6.34%)와 달랐다. 전기전자는 LG전자 창원 가전 생산직 희망퇴직(2026.4·9)과 창원 전기장비 고용둔화 지원 지정(2026.7)이 고용 조정 신호를 보였지만 Triage 판정은 2025년 추가확인, 2026년 관찰이었다. 모집단(창원시 전역 대 산단 집계)과 업종 정의 차이가 있으나 판정이 놓칠 수 있는 신호이므로, 현장 확인 때 고용보험과 기업 발표를 함께 본다.</w:t>
       </w:r>
     </w:p>
     <w:p>
@@ -6839,8 +6964,6 @@
       <w:pPr>
         <w:spacing w:after="200"/>
         <w:jc w:val="center"/>
-      </w:pPr>
-      <w:r>
         <w:rPr>
           <w:i/>
           <w:iCs/>
@@ -6848,7 +6971,16 @@
           <w:sz w:val="16"/>
           <w:szCs w:val="16"/>
         </w:rPr>
-        <w:t>표 9. 기계 업종 진단카드 예시 (2026Q2)</w:t>
+      </w:pPr>
+      <w:r>
+        <w:rPr>
+          <w:i/>
+          <w:iCs/>
+          <w:color w:val="666666"/>
+          <w:sz w:val="16"/>
+          <w:szCs w:val="16"/>
+        </w:rPr>
+        <w:t xml:space="preserve">표 9. 기계 업종 진단카드 예시 (2026Q2)</w:t>
       </w:r>
     </w:p>
     <w:p>
@@ -6954,17 +7086,22 @@
         <w:spacing w:after="200"/>
         <w:jc w:val="center"/>
         <w:rPr>
+          <w:i/>
+          <w:iCs/>
+          <w:color w:val="666666"/>
           <w:sz w:val="16"/>
           <w:szCs w:val="16"/>
         </w:rPr>
       </w:pPr>
       <w:r>
         <w:rPr>
-          <w:b/>
-          <w:color w:val="000000"/>
-          <w:sz w:val="18"/>
-        </w:rPr>
-        <w:t>그림 6. 업종 진단 화면(기계, 2026Q2): 점검 대기열과 선택 업종 요약</w:t>
+          <w:i/>
+          <w:iCs/>
+          <w:color w:val="666666"/>
+          <w:sz w:val="16"/>
+          <w:szCs w:val="16"/>
+        </w:rPr>
+        <w:t xml:space="preserve">그림 6. 업종 진단 화면(기계, 2026Q2): 점검 대기열과 선택 업종 요약</w:t>
       </w:r>
     </w:p>
     <w:p>
@@ -7034,23 +7171,25 @@
     </w:p>
     <w:p>
       <w:pPr>
-        <w:spacing w:after="140" w:line="300" w:lineRule="auto"/>
+        <w:spacing w:after="200"/>
         <w:jc w:val="center"/>
         <w:rPr>
-          <w:rFonts w:hint="eastAsia"/>
           <w:i/>
           <w:iCs/>
+          <w:color w:val="666666"/>
           <w:sz w:val="16"/>
           <w:szCs w:val="16"/>
         </w:rPr>
       </w:pPr>
       <w:r>
         <w:rPr>
-          <w:b/>
-          <w:color w:val="000000"/>
-          <w:sz w:val="18"/>
-        </w:rPr>
-        <w:t>그림 7. 기계 업종 진단카드와 판정 근거 상세(2026Q2)</w:t>
+          <w:i/>
+          <w:iCs/>
+          <w:color w:val="666666"/>
+          <w:sz w:val="16"/>
+          <w:szCs w:val="16"/>
+        </w:rPr>
+        <w:t xml:space="preserve">그림 7. 기계 업종 진단카드와 판정 근거 상세(2026Q2)</w:t>
       </w:r>
     </w:p>
     <w:p>
@@ -7836,8 +7975,6 @@
       <w:pPr>
         <w:spacing w:after="200"/>
         <w:jc w:val="center"/>
-      </w:pPr>
-      <w:r>
         <w:rPr>
           <w:i/>
           <w:iCs/>
@@ -7845,7 +7982,16 @@
           <w:sz w:val="16"/>
           <w:szCs w:val="16"/>
         </w:rPr>
-        <w:t>표 10. 진단→기존 지원체계 연계 6단계 파이프라인</w:t>
+      </w:pPr>
+      <w:r>
+        <w:rPr>
+          <w:i/>
+          <w:iCs/>
+          <w:color w:val="666666"/>
+          <w:sz w:val="16"/>
+          <w:szCs w:val="16"/>
+        </w:rPr>
+        <w:t xml:space="preserve">표 10. 진단→기존 지원체계 연계 6단계 파이프라인</w:t>
       </w:r>
     </w:p>
     <w:p>
@@ -8196,8 +8342,6 @@
       <w:pPr>
         <w:spacing w:after="200"/>
         <w:jc w:val="center"/>
-      </w:pPr>
-      <w:r>
         <w:rPr>
           <w:i/>
           <w:iCs/>
@@ -8205,7 +8349,16 @@
           <w:sz w:val="16"/>
           <w:szCs w:val="16"/>
         </w:rPr>
-        <w:t>표 11. 운영 단계별 확인 지표안</w:t>
+      </w:pPr>
+      <w:r>
+        <w:rPr>
+          <w:i/>
+          <w:iCs/>
+          <w:color w:val="666666"/>
+          <w:sz w:val="16"/>
+          <w:szCs w:val="16"/>
+        </w:rPr>
+        <w:t xml:space="preserve">표 11. 운영 단계별 확인 지표안</w:t>
       </w:r>
     </w:p>
     <w:p>
@@ -8333,7 +8486,7 @@
           <w:color w:val="000000"/>
           <w:sz w:val="20"/>
         </w:rPr>
-        <w:t>시점분리 사후 점검의 균형정확도(Triage 0.47, ELECTRE 0.44)는 이 규칙을 미래 추가 위축의 예측모형으로 쓸 수 없음을 보여 준다. 신호 이후 고용 경로와 동시점 대조는 표본이 작고 선별효과가 있어 인과나 예측력으로 해석하지 않는다. 목적 맞춤 보강 기준은 결과를 확인한 뒤 정한 사후 기준이며, 언론·고용보험 대조에서는 창원시 전역 기계 고용 증가와 전기장비 고용둔화 지정처럼 판정과 다른 신호도 확인됐다.</w:t>
+        <w:t>시점분리 사후 점검의 균형정확도(Triage 0.47, ELECTRE 0.44)는 이 규칙을 미래 추가 위축의 예측모형으로 쓸 수 없음을 보여 준다. 신호 이후 고용 경로와 동시점 대조는 표본이 작고 선별효과가 있어 인과나 예측력으로 해석하지 않는다. 언론·고용보험 대조에서는 창원시 전역 기계 고용 증가, 창원 전기장비 고용둔화 지정과 LG전자 창원 생산직 희망퇴직처럼 판정과 다른 신호도 확인됐다.</w:t>
       </w:r>
     </w:p>
     <w:p/>
